--- a/rapports/2026-06-06/EQ3/EQ3_sup_v2/DR_014301220014/34-06-40-70.docx
+++ b/rapports/2026-06-06/EQ3/EQ3_sup_v2/DR_014301220014/34-06-40-70.docx
@@ -297,7 +297,7 @@
           <w:color w:val="1F6FEB"/>
           <w:sz w:val="22"/>
         </w:rPr>
-        <w:t>⚠ INCOHÉRENCES À CORRIGER (98)</w:t>
+        <w:t>⚠ INCOHÉRENCES À CORRIGER (95)</w:t>
       </w:r>
     </w:p>
     <w:tbl>
@@ -1475,7 +1475,7 @@
                 <w:i w:val="0"/>
                 <w:sz w:val="17"/>
               </w:rPr>
-              <w:t>Incohérence!!! seulement les écoles privées paient les frais de scolarité (y compris les frais d'inscription).</w:t>
+              <w:t>Incohérence ! ABIBATOU NENE COLY frequente actuellement 1ére année de Supérieur mais dit avoir reçu une bourse de 360000 FCFA.</w:t>
             </w:r>
           </w:p>
         </w:tc>
@@ -1508,6 +1508,996 @@
                 <w:i w:val="0"/>
                 <w:sz w:val="16"/>
               </w:rPr>
+              <w:t>S03</w:t>
+              <w:br/>
+            </w:r>
+            <w:r>
+              <w:rPr>
+                <w:b w:val="0"/>
+                <w:i w:val="0"/>
+                <w:color w:val="64748B"/>
+                <w:sz w:val="14"/>
+              </w:rPr>
+              <w:t>Santé</w:t>
+            </w:r>
+          </w:p>
+        </w:tc>
+        <w:tc>
+          <w:tcPr>
+            <w:tcW w:type="dxa" w:w="1531"/>
+          </w:tcPr>
+          <w:p>
+            <w:r>
+              <w:rPr>
+                <w:b/>
+                <w:i w:val="0"/>
+                <w:color w:val="16A34A"/>
+                <w:sz w:val="16"/>
+              </w:rPr>
+              <w:t>s01q41, s02q20, s02q21, s02q22, s03q37__4, s03q39a, s03q39b, s03q39c</w:t>
+            </w:r>
+          </w:p>
+        </w:tc>
+        <w:tc>
+          <w:tcPr>
+            <w:tcW w:type="dxa" w:w="1191"/>
+          </w:tcPr>
+          <w:p>
+            <w:r>
+              <w:rPr>
+                <w:b w:val="0"/>
+                <w:i w:val="0"/>
+                <w:color w:val="64748B"/>
+                <w:sz w:val="16"/>
+              </w:rPr>
+              <w:t>GT-CQ</w:t>
+            </w:r>
+          </w:p>
+        </w:tc>
+        <w:tc>
+          <w:tcPr>
+            <w:tcW w:type="dxa" w:w="4706"/>
+          </w:tcPr>
+          <w:p>
+            <w:r>
+              <w:rPr>
+                <w:b w:val="0"/>
+                <w:i w:val="0"/>
+                <w:sz w:val="17"/>
+              </w:rPr>
+              <w:t>Incoherent! ALIOU COLY Bénéficie de CMU et les actes couverts sont différents de tiers payant.</w:t>
+            </w:r>
+          </w:p>
+        </w:tc>
+      </w:tr>
+      <w:tr>
+        <w:tc>
+          <w:tcPr>
+            <w:tcW w:type="dxa" w:w="964"/>
+          </w:tcPr>
+          <w:p>
+            <w:r>
+              <w:rPr>
+                <w:b/>
+                <w:i w:val="0"/>
+                <w:color w:val="DC2626"/>
+                <w:sz w:val="16"/>
+              </w:rPr>
+              <w:t>Haute</w:t>
+            </w:r>
+          </w:p>
+        </w:tc>
+        <w:tc>
+          <w:tcPr>
+            <w:tcW w:type="dxa" w:w="1247"/>
+          </w:tcPr>
+          <w:p>
+            <w:r>
+              <w:rPr>
+                <w:b/>
+                <w:i w:val="0"/>
+                <w:sz w:val="16"/>
+              </w:rPr>
+              <w:t>S07</w:t>
+              <w:br/>
+            </w:r>
+            <w:r>
+              <w:rPr>
+                <w:b w:val="0"/>
+                <w:i w:val="0"/>
+                <w:color w:val="64748B"/>
+                <w:sz w:val="14"/>
+              </w:rPr>
+              <w:t>Consommation alimentaire</w:t>
+            </w:r>
+          </w:p>
+        </w:tc>
+        <w:tc>
+          <w:tcPr>
+            <w:tcW w:type="dxa" w:w="1531"/>
+          </w:tcPr>
+          <w:p>
+            <w:r>
+              <w:rPr>
+                <w:b/>
+                <w:i w:val="0"/>
+                <w:color w:val="16A34A"/>
+                <w:sz w:val="16"/>
+              </w:rPr>
+              <w:t>s00q27, s01q00a, s01q12, s01q13, s02q04, s03q11, s03q12, s01q01</w:t>
+            </w:r>
+          </w:p>
+        </w:tc>
+        <w:tc>
+          <w:tcPr>
+            <w:tcW w:type="dxa" w:w="1191"/>
+          </w:tcPr>
+          <w:p>
+            <w:r>
+              <w:rPr>
+                <w:b w:val="0"/>
+                <w:i w:val="0"/>
+                <w:color w:val="64748B"/>
+                <w:sz w:val="16"/>
+              </w:rPr>
+              <w:t>GT-CQ</w:t>
+            </w:r>
+          </w:p>
+        </w:tc>
+        <w:tc>
+          <w:tcPr>
+            <w:tcW w:type="dxa" w:w="4706"/>
+          </w:tcPr>
+          <w:p>
+            <w:r>
+              <w:rPr>
+                <w:b w:val="0"/>
+                <w:i w:val="0"/>
+                <w:sz w:val="17"/>
+              </w:rPr>
+              <w:t>Avertissement!!! Le ménage a consommé 48 miche de Moyen de Pain moderne  ce qui semble incoherent pour une consommation aucours des 7 derniers jours, prière de verifier et corriger.</w:t>
+            </w:r>
+          </w:p>
+        </w:tc>
+      </w:tr>
+      <w:tr>
+        <w:tc>
+          <w:tcPr>
+            <w:tcW w:type="dxa" w:w="964"/>
+          </w:tcPr>
+          <w:p>
+            <w:r>
+              <w:rPr>
+                <w:b/>
+                <w:i w:val="0"/>
+                <w:color w:val="DC2626"/>
+                <w:sz w:val="16"/>
+              </w:rPr>
+              <w:t>Haute</w:t>
+            </w:r>
+          </w:p>
+        </w:tc>
+        <w:tc>
+          <w:tcPr>
+            <w:tcW w:type="dxa" w:w="1247"/>
+          </w:tcPr>
+          <w:p>
+            <w:r>
+              <w:rPr>
+                <w:b/>
+                <w:i w:val="0"/>
+                <w:sz w:val="16"/>
+              </w:rPr>
+              <w:t>S11</w:t>
+              <w:br/>
+            </w:r>
+            <w:r>
+              <w:rPr>
+                <w:b w:val="0"/>
+                <w:i w:val="0"/>
+                <w:color w:val="64748B"/>
+                <w:sz w:val="14"/>
+              </w:rPr>
+              <w:t>Logement / cadre de vie</w:t>
+            </w:r>
+          </w:p>
+        </w:tc>
+        <w:tc>
+          <w:tcPr>
+            <w:tcW w:type="dxa" w:w="1531"/>
+          </w:tcPr>
+          <w:p>
+            <w:r>
+              <w:rPr>
+                <w:b/>
+                <w:i w:val="0"/>
+                <w:color w:val="16A34A"/>
+                <w:sz w:val="16"/>
+              </w:rPr>
+              <w:t>s01q07, s01q08, s02q20, s02q22, s03q07, s02q29, s04q19, s13q02</w:t>
+            </w:r>
+          </w:p>
+        </w:tc>
+        <w:tc>
+          <w:tcPr>
+            <w:tcW w:type="dxa" w:w="1191"/>
+          </w:tcPr>
+          <w:p>
+            <w:r>
+              <w:rPr>
+                <w:b w:val="0"/>
+                <w:i w:val="0"/>
+                <w:color w:val="64748B"/>
+                <w:sz w:val="16"/>
+              </w:rPr>
+              <w:t>GT-CQ</w:t>
+            </w:r>
+          </w:p>
+        </w:tc>
+        <w:tc>
+          <w:tcPr>
+            <w:tcW w:type="dxa" w:w="4706"/>
+          </w:tcPr>
+          <w:p>
+            <w:r>
+              <w:rPr>
+                <w:b w:val="0"/>
+                <w:i w:val="0"/>
+                <w:sz w:val="17"/>
+              </w:rPr>
+              <w:t>Avertissement!! Le montant supporté (22200 FCFA) par le ménage pour cette source d’énergie (Gaz) à DAKAR Urbain au cours des 30 derniers jours semble incoherent, prière de confirmer ou corriger.</w:t>
+            </w:r>
+          </w:p>
+        </w:tc>
+      </w:tr>
+      <w:tr>
+        <w:tc>
+          <w:tcPr>
+            <w:tcW w:type="dxa" w:w="964"/>
+          </w:tcPr>
+          <w:p>
+            <w:r>
+              <w:rPr>
+                <w:b/>
+                <w:i w:val="0"/>
+                <w:color w:val="DC2626"/>
+                <w:sz w:val="16"/>
+              </w:rPr>
+              <w:t>Haute</w:t>
+            </w:r>
+          </w:p>
+        </w:tc>
+        <w:tc>
+          <w:tcPr>
+            <w:tcW w:type="dxa" w:w="1247"/>
+          </w:tcPr>
+          <w:p>
+            <w:r>
+              <w:rPr>
+                <w:b/>
+                <w:i w:val="0"/>
+                <w:sz w:val="16"/>
+              </w:rPr>
+              <w:t>S20</w:t>
+              <w:br/>
+            </w:r>
+            <w:r>
+              <w:rPr>
+                <w:b w:val="0"/>
+                <w:i w:val="0"/>
+                <w:color w:val="64748B"/>
+                <w:sz w:val="14"/>
+              </w:rPr>
+              <w:t>Gouvernance / autres</w:t>
+            </w:r>
+          </w:p>
+        </w:tc>
+        <w:tc>
+          <w:tcPr>
+            <w:tcW w:type="dxa" w:w="1531"/>
+          </w:tcPr>
+          <w:p>
+            <w:r>
+              <w:rPr>
+                <w:b/>
+                <w:i w:val="0"/>
+                <w:color w:val="16A34A"/>
+                <w:sz w:val="16"/>
+              </w:rPr>
+              <w:t>—</w:t>
+            </w:r>
+          </w:p>
+        </w:tc>
+        <w:tc>
+          <w:tcPr>
+            <w:tcW w:type="dxa" w:w="1191"/>
+          </w:tcPr>
+          <w:p>
+            <w:r>
+              <w:rPr>
+                <w:b w:val="0"/>
+                <w:i w:val="0"/>
+                <w:color w:val="64748B"/>
+                <w:sz w:val="16"/>
+              </w:rPr>
+              <w:t>GT-CQ</w:t>
+            </w:r>
+          </w:p>
+        </w:tc>
+        <w:tc>
+          <w:tcPr>
+            <w:tcW w:type="dxa" w:w="4706"/>
+          </w:tcPr>
+          <w:p>
+            <w:r>
+              <w:rPr>
+                <w:b w:val="0"/>
+                <w:i w:val="0"/>
+                <w:sz w:val="17"/>
+              </w:rPr>
+              <w:t>Incohérence détectée ! Le ménage a précédemment déclaré vivre « Bien » ou « Assez bien » selon son revenu en 20A.02.</w:t>
+            </w:r>
+          </w:p>
+        </w:tc>
+      </w:tr>
+      <w:tr>
+        <w:tc>
+          <w:tcPr>
+            <w:tcW w:type="dxa" w:w="964"/>
+          </w:tcPr>
+          <w:p>
+            <w:r>
+              <w:rPr>
+                <w:b/>
+                <w:i w:val="0"/>
+                <w:color w:val="EA580C"/>
+                <w:sz w:val="16"/>
+              </w:rPr>
+              <w:t>Moyenne</w:t>
+            </w:r>
+          </w:p>
+        </w:tc>
+        <w:tc>
+          <w:tcPr>
+            <w:tcW w:type="dxa" w:w="1247"/>
+          </w:tcPr>
+          <w:p>
+            <w:r>
+              <w:rPr>
+                <w:b/>
+                <w:i w:val="0"/>
+                <w:sz w:val="16"/>
+              </w:rPr>
+              <w:t>S00</w:t>
+              <w:br/>
+            </w:r>
+            <w:r>
+              <w:rPr>
+                <w:b w:val="0"/>
+                <w:i w:val="0"/>
+                <w:color w:val="64748B"/>
+                <w:sz w:val="14"/>
+              </w:rPr>
+              <w:t>Identification</w:t>
+            </w:r>
+          </w:p>
+        </w:tc>
+        <w:tc>
+          <w:tcPr>
+            <w:tcW w:type="dxa" w:w="1531"/>
+          </w:tcPr>
+          <w:p>
+            <w:r>
+              <w:rPr>
+                <w:b/>
+                <w:i w:val="0"/>
+                <w:color w:val="16A34A"/>
+                <w:sz w:val="16"/>
+              </w:rPr>
+              <w:t>s00q27</w:t>
+            </w:r>
+          </w:p>
+        </w:tc>
+        <w:tc>
+          <w:tcPr>
+            <w:tcW w:type="dxa" w:w="1191"/>
+          </w:tcPr>
+          <w:p>
+            <w:r>
+              <w:rPr>
+                <w:b w:val="0"/>
+                <w:i w:val="0"/>
+                <w:color w:val="64748B"/>
+                <w:sz w:val="16"/>
+              </w:rPr>
+              <w:t>GT-CQ</w:t>
+            </w:r>
+          </w:p>
+        </w:tc>
+        <w:tc>
+          <w:tcPr>
+            <w:tcW w:type="dxa" w:w="4706"/>
+          </w:tcPr>
+          <w:p>
+            <w:r>
+              <w:rPr>
+                <w:b w:val="0"/>
+                <w:i w:val="0"/>
+                <w:sz w:val="17"/>
+              </w:rPr>
+              <w:t>Le questionnaire semble ne pas être complètement fini mais le questionnaire est en statut complet, prière de compléter le questionnaire.</w:t>
+            </w:r>
+          </w:p>
+        </w:tc>
+      </w:tr>
+      <w:tr>
+        <w:tc>
+          <w:tcPr>
+            <w:tcW w:type="dxa" w:w="964"/>
+          </w:tcPr>
+          <w:p>
+            <w:r>
+              <w:rPr>
+                <w:b/>
+                <w:i w:val="0"/>
+                <w:color w:val="EA580C"/>
+                <w:sz w:val="16"/>
+              </w:rPr>
+              <w:t>Moyenne</w:t>
+            </w:r>
+          </w:p>
+        </w:tc>
+        <w:tc>
+          <w:tcPr>
+            <w:tcW w:type="dxa" w:w="1247"/>
+          </w:tcPr>
+          <w:p>
+            <w:r>
+              <w:rPr>
+                <w:b/>
+                <w:i w:val="0"/>
+                <w:sz w:val="16"/>
+              </w:rPr>
+              <w:t>S00</w:t>
+              <w:br/>
+            </w:r>
+            <w:r>
+              <w:rPr>
+                <w:b w:val="0"/>
+                <w:i w:val="0"/>
+                <w:color w:val="64748B"/>
+                <w:sz w:val="14"/>
+              </w:rPr>
+              <w:t>Identification</w:t>
+            </w:r>
+          </w:p>
+        </w:tc>
+        <w:tc>
+          <w:tcPr>
+            <w:tcW w:type="dxa" w:w="1531"/>
+          </w:tcPr>
+          <w:p>
+            <w:r>
+              <w:rPr>
+                <w:b/>
+                <w:i w:val="0"/>
+                <w:color w:val="16A34A"/>
+                <w:sz w:val="16"/>
+              </w:rPr>
+              <w:t>—</w:t>
+            </w:r>
+          </w:p>
+        </w:tc>
+        <w:tc>
+          <w:tcPr>
+            <w:tcW w:type="dxa" w:w="1191"/>
+          </w:tcPr>
+          <w:p>
+            <w:r>
+              <w:rPr>
+                <w:b w:val="0"/>
+                <w:i w:val="0"/>
+                <w:color w:val="64748B"/>
+                <w:sz w:val="16"/>
+              </w:rPr>
+              <w:t>GT-CQ</w:t>
+            </w:r>
+          </w:p>
+        </w:tc>
+        <w:tc>
+          <w:tcPr>
+            <w:tcW w:type="dxa" w:w="4706"/>
+          </w:tcPr>
+          <w:p>
+            <w:r>
+              <w:rPr>
+                <w:b w:val="0"/>
+                <w:i w:val="0"/>
+                <w:sz w:val="17"/>
+              </w:rPr>
+              <w:t>L'adresse ou la localisation du ménage doit être bien renseignée, ne doit pas contenir des numéros de téléphone et elle semble courte pour être une adresse.</w:t>
+            </w:r>
+          </w:p>
+        </w:tc>
+      </w:tr>
+      <w:tr>
+        <w:tc>
+          <w:tcPr>
+            <w:tcW w:type="dxa" w:w="964"/>
+          </w:tcPr>
+          <w:p>
+            <w:r>
+              <w:rPr>
+                <w:b/>
+                <w:i w:val="0"/>
+                <w:color w:val="EA580C"/>
+                <w:sz w:val="16"/>
+              </w:rPr>
+              <w:t>Moyenne</w:t>
+            </w:r>
+          </w:p>
+        </w:tc>
+        <w:tc>
+          <w:tcPr>
+            <w:tcW w:type="dxa" w:w="1247"/>
+          </w:tcPr>
+          <w:p>
+            <w:r>
+              <w:rPr>
+                <w:b/>
+                <w:i w:val="0"/>
+                <w:sz w:val="16"/>
+              </w:rPr>
+              <w:t>S00</w:t>
+              <w:br/>
+            </w:r>
+            <w:r>
+              <w:rPr>
+                <w:b w:val="0"/>
+                <w:i w:val="0"/>
+                <w:color w:val="64748B"/>
+                <w:sz w:val="14"/>
+              </w:rPr>
+              <w:t>Identification</w:t>
+            </w:r>
+          </w:p>
+        </w:tc>
+        <w:tc>
+          <w:tcPr>
+            <w:tcW w:type="dxa" w:w="1531"/>
+          </w:tcPr>
+          <w:p>
+            <w:r>
+              <w:rPr>
+                <w:b/>
+                <w:i w:val="0"/>
+                <w:color w:val="16A34A"/>
+                <w:sz w:val="16"/>
+              </w:rPr>
+              <w:t>—</w:t>
+            </w:r>
+          </w:p>
+        </w:tc>
+        <w:tc>
+          <w:tcPr>
+            <w:tcW w:type="dxa" w:w="1191"/>
+          </w:tcPr>
+          <w:p>
+            <w:r>
+              <w:rPr>
+                <w:b w:val="0"/>
+                <w:i w:val="0"/>
+                <w:color w:val="64748B"/>
+                <w:sz w:val="16"/>
+              </w:rPr>
+              <w:t>GT-CQ</w:t>
+            </w:r>
+          </w:p>
+        </w:tc>
+        <w:tc>
+          <w:tcPr>
+            <w:tcW w:type="dxa" w:w="4706"/>
+          </w:tcPr>
+          <w:p>
+            <w:r>
+              <w:rPr>
+                <w:b w:val="0"/>
+                <w:i w:val="0"/>
+                <w:sz w:val="17"/>
+              </w:rPr>
+              <w:t>Prière de renseigner la bonne adresse.</w:t>
+            </w:r>
+          </w:p>
+        </w:tc>
+      </w:tr>
+      <w:tr>
+        <w:tc>
+          <w:tcPr>
+            <w:tcW w:type="dxa" w:w="964"/>
+          </w:tcPr>
+          <w:p>
+            <w:r>
+              <w:rPr>
+                <w:b/>
+                <w:i w:val="0"/>
+                <w:color w:val="EA580C"/>
+                <w:sz w:val="16"/>
+              </w:rPr>
+              <w:t>Moyenne</w:t>
+            </w:r>
+          </w:p>
+        </w:tc>
+        <w:tc>
+          <w:tcPr>
+            <w:tcW w:type="dxa" w:w="1247"/>
+          </w:tcPr>
+          <w:p>
+            <w:r>
+              <w:rPr>
+                <w:b/>
+                <w:i w:val="0"/>
+                <w:sz w:val="16"/>
+              </w:rPr>
+              <w:t>S01</w:t>
+              <w:br/>
+            </w:r>
+            <w:r>
+              <w:rPr>
+                <w:b w:val="0"/>
+                <w:i w:val="0"/>
+                <w:color w:val="64748B"/>
+                <w:sz w:val="14"/>
+              </w:rPr>
+              <w:t>Démographie</w:t>
+            </w:r>
+          </w:p>
+        </w:tc>
+        <w:tc>
+          <w:tcPr>
+            <w:tcW w:type="dxa" w:w="1531"/>
+          </w:tcPr>
+          <w:p>
+            <w:r>
+              <w:rPr>
+                <w:b/>
+                <w:i w:val="0"/>
+                <w:color w:val="16A34A"/>
+                <w:sz w:val="16"/>
+              </w:rPr>
+              <w:t>—</w:t>
+            </w:r>
+          </w:p>
+        </w:tc>
+        <w:tc>
+          <w:tcPr>
+            <w:tcW w:type="dxa" w:w="1191"/>
+          </w:tcPr>
+          <w:p>
+            <w:r>
+              <w:rPr>
+                <w:b w:val="0"/>
+                <w:i w:val="0"/>
+                <w:color w:val="64748B"/>
+                <w:sz w:val="16"/>
+              </w:rPr>
+              <w:t>GT-CQ</w:t>
+            </w:r>
+          </w:p>
+        </w:tc>
+        <w:tc>
+          <w:tcPr>
+            <w:tcW w:type="dxa" w:w="4706"/>
+          </w:tcPr>
+          <w:p>
+            <w:r>
+              <w:rPr>
+                <w:b w:val="0"/>
+                <w:i w:val="0"/>
+                <w:sz w:val="17"/>
+              </w:rPr>
+              <w:t>Prière de verifier l'information donnée par KHADIDIATOU COLY ou corriger au niveau de la section 1.</w:t>
+            </w:r>
+          </w:p>
+        </w:tc>
+      </w:tr>
+      <w:tr>
+        <w:tc>
+          <w:tcPr>
+            <w:tcW w:type="dxa" w:w="964"/>
+          </w:tcPr>
+          <w:p>
+            <w:r>
+              <w:rPr>
+                <w:b/>
+                <w:i w:val="0"/>
+                <w:color w:val="EA580C"/>
+                <w:sz w:val="16"/>
+              </w:rPr>
+              <w:t>Moyenne</w:t>
+            </w:r>
+          </w:p>
+        </w:tc>
+        <w:tc>
+          <w:tcPr>
+            <w:tcW w:type="dxa" w:w="1247"/>
+          </w:tcPr>
+          <w:p>
+            <w:r>
+              <w:rPr>
+                <w:b/>
+                <w:i w:val="0"/>
+                <w:sz w:val="16"/>
+              </w:rPr>
+              <w:t>S01</w:t>
+              <w:br/>
+            </w:r>
+            <w:r>
+              <w:rPr>
+                <w:b w:val="0"/>
+                <w:i w:val="0"/>
+                <w:color w:val="64748B"/>
+                <w:sz w:val="14"/>
+              </w:rPr>
+              <w:t>Démographie</w:t>
+            </w:r>
+          </w:p>
+        </w:tc>
+        <w:tc>
+          <w:tcPr>
+            <w:tcW w:type="dxa" w:w="1531"/>
+          </w:tcPr>
+          <w:p>
+            <w:r>
+              <w:rPr>
+                <w:b/>
+                <w:i w:val="0"/>
+                <w:color w:val="16A34A"/>
+                <w:sz w:val="16"/>
+              </w:rPr>
+              <w:t>—</w:t>
+            </w:r>
+          </w:p>
+        </w:tc>
+        <w:tc>
+          <w:tcPr>
+            <w:tcW w:type="dxa" w:w="1191"/>
+          </w:tcPr>
+          <w:p>
+            <w:r>
+              <w:rPr>
+                <w:b w:val="0"/>
+                <w:i w:val="0"/>
+                <w:color w:val="64748B"/>
+                <w:sz w:val="16"/>
+              </w:rPr>
+              <w:t>GT-CQ</w:t>
+            </w:r>
+          </w:p>
+        </w:tc>
+        <w:tc>
+          <w:tcPr>
+            <w:tcW w:type="dxa" w:w="4706"/>
+          </w:tcPr>
+          <w:p>
+            <w:r>
+              <w:rPr>
+                <w:b w:val="0"/>
+                <w:i w:val="0"/>
+                <w:sz w:val="17"/>
+              </w:rPr>
+              <w:t>Prière de verifier l'information donnée par ABIBATOU NENE COLY ou corriger au niveau de la section 1.</w:t>
+            </w:r>
+          </w:p>
+        </w:tc>
+      </w:tr>
+      <w:tr>
+        <w:tc>
+          <w:tcPr>
+            <w:tcW w:type="dxa" w:w="964"/>
+          </w:tcPr>
+          <w:p>
+            <w:r>
+              <w:rPr>
+                <w:b/>
+                <w:i w:val="0"/>
+                <w:color w:val="EA580C"/>
+                <w:sz w:val="16"/>
+              </w:rPr>
+              <w:t>Moyenne</w:t>
+            </w:r>
+          </w:p>
+        </w:tc>
+        <w:tc>
+          <w:tcPr>
+            <w:tcW w:type="dxa" w:w="1247"/>
+          </w:tcPr>
+          <w:p>
+            <w:r>
+              <w:rPr>
+                <w:b/>
+                <w:i w:val="0"/>
+                <w:sz w:val="16"/>
+              </w:rPr>
+              <w:t>S01</w:t>
+              <w:br/>
+            </w:r>
+            <w:r>
+              <w:rPr>
+                <w:b w:val="0"/>
+                <w:i w:val="0"/>
+                <w:color w:val="64748B"/>
+                <w:sz w:val="14"/>
+              </w:rPr>
+              <w:t>Démographie</w:t>
+            </w:r>
+          </w:p>
+        </w:tc>
+        <w:tc>
+          <w:tcPr>
+            <w:tcW w:type="dxa" w:w="1531"/>
+          </w:tcPr>
+          <w:p>
+            <w:r>
+              <w:rPr>
+                <w:b/>
+                <w:i w:val="0"/>
+                <w:color w:val="16A34A"/>
+                <w:sz w:val="16"/>
+              </w:rPr>
+              <w:t>—</w:t>
+            </w:r>
+          </w:p>
+        </w:tc>
+        <w:tc>
+          <w:tcPr>
+            <w:tcW w:type="dxa" w:w="1191"/>
+          </w:tcPr>
+          <w:p>
+            <w:r>
+              <w:rPr>
+                <w:b w:val="0"/>
+                <w:i w:val="0"/>
+                <w:color w:val="64748B"/>
+                <w:sz w:val="16"/>
+              </w:rPr>
+              <w:t>GT-CQ</w:t>
+            </w:r>
+          </w:p>
+        </w:tc>
+        <w:tc>
+          <w:tcPr>
+            <w:tcW w:type="dxa" w:w="4706"/>
+          </w:tcPr>
+          <w:p>
+            <w:r>
+              <w:rPr>
+                <w:b w:val="0"/>
+                <w:i w:val="0"/>
+                <w:sz w:val="17"/>
+              </w:rPr>
+              <w:t>Prière de verifier l'information donnée par AZIZ COLY ou corriger au niveau de la section 1.</w:t>
+            </w:r>
+          </w:p>
+        </w:tc>
+      </w:tr>
+      <w:tr>
+        <w:tc>
+          <w:tcPr>
+            <w:tcW w:type="dxa" w:w="964"/>
+          </w:tcPr>
+          <w:p>
+            <w:r>
+              <w:rPr>
+                <w:b/>
+                <w:i w:val="0"/>
+                <w:color w:val="EA580C"/>
+                <w:sz w:val="16"/>
+              </w:rPr>
+              <w:t>Moyenne</w:t>
+            </w:r>
+          </w:p>
+        </w:tc>
+        <w:tc>
+          <w:tcPr>
+            <w:tcW w:type="dxa" w:w="1247"/>
+          </w:tcPr>
+          <w:p>
+            <w:r>
+              <w:rPr>
+                <w:b/>
+                <w:i w:val="0"/>
+                <w:sz w:val="16"/>
+              </w:rPr>
+              <w:t>S01</w:t>
+              <w:br/>
+            </w:r>
+            <w:r>
+              <w:rPr>
+                <w:b w:val="0"/>
+                <w:i w:val="0"/>
+                <w:color w:val="64748B"/>
+                <w:sz w:val="14"/>
+              </w:rPr>
+              <w:t>Démographie</w:t>
+            </w:r>
+          </w:p>
+        </w:tc>
+        <w:tc>
+          <w:tcPr>
+            <w:tcW w:type="dxa" w:w="1531"/>
+          </w:tcPr>
+          <w:p>
+            <w:r>
+              <w:rPr>
+                <w:b/>
+                <w:i w:val="0"/>
+                <w:color w:val="16A34A"/>
+                <w:sz w:val="16"/>
+              </w:rPr>
+              <w:t>s01q10_1</w:t>
+            </w:r>
+          </w:p>
+        </w:tc>
+        <w:tc>
+          <w:tcPr>
+            <w:tcW w:type="dxa" w:w="1191"/>
+          </w:tcPr>
+          <w:p>
+            <w:r>
+              <w:rPr>
+                <w:b w:val="0"/>
+                <w:i w:val="0"/>
+                <w:color w:val="64748B"/>
+                <w:sz w:val="16"/>
+              </w:rPr>
+              <w:t>GT-CQ</w:t>
+            </w:r>
+          </w:p>
+        </w:tc>
+        <w:tc>
+          <w:tcPr>
+            <w:tcW w:type="dxa" w:w="4706"/>
+          </w:tcPr>
+          <w:p>
+            <w:r>
+              <w:rPr>
+                <w:b w:val="0"/>
+                <w:i w:val="0"/>
+                <w:sz w:val="17"/>
+              </w:rPr>
+              <w:t>La taille du ménage lors de l'enquête principale (10) de ce ménage est inférieur à la taille du denombrement (11), prière de fournir des explications concrètes ou aller revisiter le ménage.</w:t>
+            </w:r>
+          </w:p>
+        </w:tc>
+      </w:tr>
+      <w:tr>
+        <w:tc>
+          <w:tcPr>
+            <w:tcW w:type="dxa" w:w="964"/>
+          </w:tcPr>
+          <w:p>
+            <w:r>
+              <w:rPr>
+                <w:b/>
+                <w:i w:val="0"/>
+                <w:color w:val="EA580C"/>
+                <w:sz w:val="16"/>
+              </w:rPr>
+              <w:t>Moyenne</w:t>
+            </w:r>
+          </w:p>
+        </w:tc>
+        <w:tc>
+          <w:tcPr>
+            <w:tcW w:type="dxa" w:w="1247"/>
+          </w:tcPr>
+          <w:p>
+            <w:r>
+              <w:rPr>
+                <w:b/>
+                <w:i w:val="0"/>
+                <w:sz w:val="16"/>
+              </w:rPr>
               <w:t>S02</w:t>
               <w:br/>
             </w:r>
@@ -1534,7 +2524,7 @@
                 <w:color w:val="16A34A"/>
                 <w:sz w:val="16"/>
               </w:rPr>
-              <w:t>—</w:t>
+              <w:t>s01q63, s00q04, s02q25, s01q00b, s02q17_2, s02q15_2</w:t>
             </w:r>
           </w:p>
         </w:tc>
@@ -1565,7 +2555,7 @@
                 <w:i w:val="0"/>
                 <w:sz w:val="17"/>
               </w:rPr>
-              <w:t>Incohérence ! ABIBATOU NENE COLY frequente actuellement 1ére année de Supérieur mais dit avoir reçu une bourse de 360000 FCFA.</w:t>
+              <w:t>Dans les milieux urbains c'est peu probable de voir une école dont les élèves ou étudiants ne dépensent pas en frais d'uniformes, prière de verifier pour AZIZ COLY qui fréquente 5ème année de Supérieur et corriger ou confirmer avec le QG.</w:t>
             </w:r>
           </w:p>
         </w:tc>
@@ -1580,10 +2570,10 @@
               <w:rPr>
                 <w:b/>
                 <w:i w:val="0"/>
-                <w:color w:val="DC2626"/>
-                <w:sz w:val="16"/>
-              </w:rPr>
-              <w:t>Haute</w:t>
+                <w:color w:val="EA580C"/>
+                <w:sz w:val="16"/>
+              </w:rPr>
+              <w:t>Moyenne</w:t>
             </w:r>
           </w:p>
         </w:tc>
@@ -1598,7 +2588,7 @@
                 <w:i w:val="0"/>
                 <w:sz w:val="16"/>
               </w:rPr>
-              <w:t>S03</w:t>
+              <w:t>S02</w:t>
               <w:br/>
             </w:r>
             <w:r>
@@ -1608,7 +2598,7 @@
                 <w:color w:val="64748B"/>
                 <w:sz w:val="14"/>
               </w:rPr>
-              <w:t>Santé</w:t>
+              <w:t>Éducation</w:t>
             </w:r>
           </w:p>
         </w:tc>
@@ -1624,7 +2614,7 @@
                 <w:color w:val="16A34A"/>
                 <w:sz w:val="16"/>
               </w:rPr>
-              <w:t>s01q41, s02q20, s02q21, s02q22, s03q37__4, s03q39a, s03q39b, s03q39c</w:t>
+              <w:t>s01q23, s01q00b, s01q23_autre</w:t>
             </w:r>
           </w:p>
         </w:tc>
@@ -1655,7 +2645,7 @@
                 <w:i w:val="0"/>
                 <w:sz w:val="17"/>
               </w:rPr>
-              <w:t>Incoherent! ALIOU COLY Bénéficie de CMU et les actes couverts sont différents de tiers payant.</w:t>
+              <w:t>Le domaine que ALIOU COLY bénéficié de cette formation est securite et semble exister dans les modalités, prière de prendre attache avec le QG pour plus d'explication afin de la classer bien.</w:t>
             </w:r>
           </w:p>
         </w:tc>
@@ -1670,10 +2660,10 @@
               <w:rPr>
                 <w:b/>
                 <w:i w:val="0"/>
-                <w:color w:val="DC2626"/>
-                <w:sz w:val="16"/>
-              </w:rPr>
-              <w:t>Haute</w:t>
+                <w:color w:val="EA580C"/>
+                <w:sz w:val="16"/>
+              </w:rPr>
+              <w:t>Moyenne</w:t>
             </w:r>
           </w:p>
         </w:tc>
@@ -1688,7 +2678,7 @@
                 <w:i w:val="0"/>
                 <w:sz w:val="16"/>
               </w:rPr>
-              <w:t>S07</w:t>
+              <w:t>S02</w:t>
               <w:br/>
             </w:r>
             <w:r>
@@ -1698,7 +2688,7 @@
                 <w:color w:val="64748B"/>
                 <w:sz w:val="14"/>
               </w:rPr>
-              <w:t>Consommation alimentaire</w:t>
+              <w:t>Éducation</w:t>
             </w:r>
           </w:p>
         </w:tc>
@@ -1714,7 +2704,7 @@
                 <w:color w:val="16A34A"/>
                 <w:sz w:val="16"/>
               </w:rPr>
-              <w:t>s00q27, s01q00a, s01q12, s01q13, s02q04, s03q11, s03q12, s01q01</w:t>
+              <w:t>s01q47__7, s02q24, s01q00b, s02q17_2, s02q15_2</w:t>
             </w:r>
           </w:p>
         </w:tc>
@@ -1745,7 +2735,7 @@
                 <w:i w:val="0"/>
                 <w:sz w:val="17"/>
               </w:rPr>
-              <w:t>Avertissement!!! Le ménage a consommé 48 miche de Moyen de Pain moderne  ce qui semble incoherent pour une consommation aucours des 7 derniers jours, prière de verifier et corriger.</w:t>
+              <w:t>Le montant des frais pour les cahiers et autres matériels scolaires pour l'année scolaire de ABIBATOU NENE COLY qui fréquente 1ére année de Supérieur  est de 0 FCFA, ABIBATOU NENE COLY a fait comment pour payer ces cahiers et autres matériels scolaires (SAC, stylo, craie, ardoise, crayon...) ? prière de corriger.</w:t>
             </w:r>
           </w:p>
         </w:tc>
@@ -1760,10 +2750,10 @@
               <w:rPr>
                 <w:b/>
                 <w:i w:val="0"/>
-                <w:color w:val="DC2626"/>
-                <w:sz w:val="16"/>
-              </w:rPr>
-              <w:t>Haute</w:t>
+                <w:color w:val="EA580C"/>
+                <w:sz w:val="16"/>
+              </w:rPr>
+              <w:t>Moyenne</w:t>
             </w:r>
           </w:p>
         </w:tc>
@@ -1778,7 +2768,7 @@
                 <w:i w:val="0"/>
                 <w:sz w:val="16"/>
               </w:rPr>
-              <w:t>S11</w:t>
+              <w:t>S02</w:t>
               <w:br/>
             </w:r>
             <w:r>
@@ -1788,7 +2778,7 @@
                 <w:color w:val="64748B"/>
                 <w:sz w:val="14"/>
               </w:rPr>
-              <w:t>Logement / cadre de vie</w:t>
+              <w:t>Éducation</w:t>
             </w:r>
           </w:p>
         </w:tc>
@@ -1804,7 +2794,7 @@
                 <w:color w:val="16A34A"/>
                 <w:sz w:val="16"/>
               </w:rPr>
-              <w:t>s01q07, s01q08, s02q20, s02q22, s03q07, s02q29, s04q19, s13q02</w:t>
+              <w:t>—</w:t>
             </w:r>
           </w:p>
         </w:tc>
@@ -1835,1267 +2825,7 @@
                 <w:i w:val="0"/>
                 <w:sz w:val="17"/>
               </w:rPr>
-              <w:t>Avertissement!! Le montant supporté (22200 FCFA) par le ménage pour cette source d’énergie (Gaz) à DAKAR Urbain au cours des 30 derniers jours semble incoherent, prière de confirmer ou corriger.</w:t>
-            </w:r>
-          </w:p>
-        </w:tc>
-      </w:tr>
-      <w:tr>
-        <w:tc>
-          <w:tcPr>
-            <w:tcW w:type="dxa" w:w="964"/>
-          </w:tcPr>
-          <w:p>
-            <w:r>
-              <w:rPr>
-                <w:b/>
-                <w:i w:val="0"/>
-                <w:color w:val="DC2626"/>
-                <w:sz w:val="16"/>
-              </w:rPr>
-              <w:t>Haute</w:t>
-            </w:r>
-          </w:p>
-        </w:tc>
-        <w:tc>
-          <w:tcPr>
-            <w:tcW w:type="dxa" w:w="1247"/>
-          </w:tcPr>
-          <w:p>
-            <w:r>
-              <w:rPr>
-                <w:b/>
-                <w:i w:val="0"/>
-                <w:sz w:val="16"/>
-              </w:rPr>
-              <w:t>S20</w:t>
-              <w:br/>
-            </w:r>
-            <w:r>
-              <w:rPr>
-                <w:b w:val="0"/>
-                <w:i w:val="0"/>
-                <w:color w:val="64748B"/>
-                <w:sz w:val="14"/>
-              </w:rPr>
-              <w:t>Gouvernance / autres</w:t>
-            </w:r>
-          </w:p>
-        </w:tc>
-        <w:tc>
-          <w:tcPr>
-            <w:tcW w:type="dxa" w:w="1531"/>
-          </w:tcPr>
-          <w:p>
-            <w:r>
-              <w:rPr>
-                <w:b/>
-                <w:i w:val="0"/>
-                <w:color w:val="16A34A"/>
-                <w:sz w:val="16"/>
-              </w:rPr>
-              <w:t>—</w:t>
-            </w:r>
-          </w:p>
-        </w:tc>
-        <w:tc>
-          <w:tcPr>
-            <w:tcW w:type="dxa" w:w="1191"/>
-          </w:tcPr>
-          <w:p>
-            <w:r>
-              <w:rPr>
-                <w:b w:val="0"/>
-                <w:i w:val="0"/>
-                <w:color w:val="64748B"/>
-                <w:sz w:val="16"/>
-              </w:rPr>
-              <w:t>GT-CQ</w:t>
-            </w:r>
-          </w:p>
-        </w:tc>
-        <w:tc>
-          <w:tcPr>
-            <w:tcW w:type="dxa" w:w="4706"/>
-          </w:tcPr>
-          <w:p>
-            <w:r>
-              <w:rPr>
-                <w:b w:val="0"/>
-                <w:i w:val="0"/>
-                <w:sz w:val="17"/>
-              </w:rPr>
-              <w:t>Incohérence détectée ! Le ménage a précédemment déclaré vivre « Bien » ou « Assez bien » selon son revenu en 20A.02.</w:t>
-            </w:r>
-          </w:p>
-        </w:tc>
-      </w:tr>
-      <w:tr>
-        <w:tc>
-          <w:tcPr>
-            <w:tcW w:type="dxa" w:w="964"/>
-          </w:tcPr>
-          <w:p>
-            <w:r>
-              <w:rPr>
-                <w:b/>
-                <w:i w:val="0"/>
-                <w:color w:val="EA580C"/>
-                <w:sz w:val="16"/>
-              </w:rPr>
-              <w:t>Moyenne</w:t>
-            </w:r>
-          </w:p>
-        </w:tc>
-        <w:tc>
-          <w:tcPr>
-            <w:tcW w:type="dxa" w:w="1247"/>
-          </w:tcPr>
-          <w:p>
-            <w:r>
-              <w:rPr>
-                <w:b/>
-                <w:i w:val="0"/>
-                <w:sz w:val="16"/>
-              </w:rPr>
-              <w:t>S00</w:t>
-              <w:br/>
-            </w:r>
-            <w:r>
-              <w:rPr>
-                <w:b w:val="0"/>
-                <w:i w:val="0"/>
-                <w:color w:val="64748B"/>
-                <w:sz w:val="14"/>
-              </w:rPr>
-              <w:t>Identification</w:t>
-            </w:r>
-          </w:p>
-        </w:tc>
-        <w:tc>
-          <w:tcPr>
-            <w:tcW w:type="dxa" w:w="1531"/>
-          </w:tcPr>
-          <w:p>
-            <w:r>
-              <w:rPr>
-                <w:b/>
-                <w:i w:val="0"/>
-                <w:color w:val="16A34A"/>
-                <w:sz w:val="16"/>
-              </w:rPr>
-              <w:t>s00q27</w:t>
-            </w:r>
-          </w:p>
-        </w:tc>
-        <w:tc>
-          <w:tcPr>
-            <w:tcW w:type="dxa" w:w="1191"/>
-          </w:tcPr>
-          <w:p>
-            <w:r>
-              <w:rPr>
-                <w:b w:val="0"/>
-                <w:i w:val="0"/>
-                <w:color w:val="64748B"/>
-                <w:sz w:val="16"/>
-              </w:rPr>
-              <w:t>GT-CQ</w:t>
-            </w:r>
-          </w:p>
-        </w:tc>
-        <w:tc>
-          <w:tcPr>
-            <w:tcW w:type="dxa" w:w="4706"/>
-          </w:tcPr>
-          <w:p>
-            <w:r>
-              <w:rPr>
-                <w:b w:val="0"/>
-                <w:i w:val="0"/>
-                <w:sz w:val="17"/>
-              </w:rPr>
-              <w:t>Le questionnaire semble ne pas être complètement fini mais le questionnaire est en statut complet, prière de compléter le questionnaire.</w:t>
-            </w:r>
-          </w:p>
-        </w:tc>
-      </w:tr>
-      <w:tr>
-        <w:tc>
-          <w:tcPr>
-            <w:tcW w:type="dxa" w:w="964"/>
-          </w:tcPr>
-          <w:p>
-            <w:r>
-              <w:rPr>
-                <w:b/>
-                <w:i w:val="0"/>
-                <w:color w:val="EA580C"/>
-                <w:sz w:val="16"/>
-              </w:rPr>
-              <w:t>Moyenne</w:t>
-            </w:r>
-          </w:p>
-        </w:tc>
-        <w:tc>
-          <w:tcPr>
-            <w:tcW w:type="dxa" w:w="1247"/>
-          </w:tcPr>
-          <w:p>
-            <w:r>
-              <w:rPr>
-                <w:b/>
-                <w:i w:val="0"/>
-                <w:sz w:val="16"/>
-              </w:rPr>
-              <w:t>S00</w:t>
-              <w:br/>
-            </w:r>
-            <w:r>
-              <w:rPr>
-                <w:b w:val="0"/>
-                <w:i w:val="0"/>
-                <w:color w:val="64748B"/>
-                <w:sz w:val="14"/>
-              </w:rPr>
-              <w:t>Identification</w:t>
-            </w:r>
-          </w:p>
-        </w:tc>
-        <w:tc>
-          <w:tcPr>
-            <w:tcW w:type="dxa" w:w="1531"/>
-          </w:tcPr>
-          <w:p>
-            <w:r>
-              <w:rPr>
-                <w:b/>
-                <w:i w:val="0"/>
-                <w:color w:val="16A34A"/>
-                <w:sz w:val="16"/>
-              </w:rPr>
-              <w:t>—</w:t>
-            </w:r>
-          </w:p>
-        </w:tc>
-        <w:tc>
-          <w:tcPr>
-            <w:tcW w:type="dxa" w:w="1191"/>
-          </w:tcPr>
-          <w:p>
-            <w:r>
-              <w:rPr>
-                <w:b w:val="0"/>
-                <w:i w:val="0"/>
-                <w:color w:val="64748B"/>
-                <w:sz w:val="16"/>
-              </w:rPr>
-              <w:t>GT-CQ</w:t>
-            </w:r>
-          </w:p>
-        </w:tc>
-        <w:tc>
-          <w:tcPr>
-            <w:tcW w:type="dxa" w:w="4706"/>
-          </w:tcPr>
-          <w:p>
-            <w:r>
-              <w:rPr>
-                <w:b w:val="0"/>
-                <w:i w:val="0"/>
-                <w:sz w:val="17"/>
-              </w:rPr>
-              <w:t>L'adresse ou la localisation du ménage doit être bien renseignée, ne doit pas contenir des numéros de téléphone et elle semble courte pour être une adresse.</w:t>
-            </w:r>
-          </w:p>
-        </w:tc>
-      </w:tr>
-      <w:tr>
-        <w:tc>
-          <w:tcPr>
-            <w:tcW w:type="dxa" w:w="964"/>
-          </w:tcPr>
-          <w:p>
-            <w:r>
-              <w:rPr>
-                <w:b/>
-                <w:i w:val="0"/>
-                <w:color w:val="EA580C"/>
-                <w:sz w:val="16"/>
-              </w:rPr>
-              <w:t>Moyenne</w:t>
-            </w:r>
-          </w:p>
-        </w:tc>
-        <w:tc>
-          <w:tcPr>
-            <w:tcW w:type="dxa" w:w="1247"/>
-          </w:tcPr>
-          <w:p>
-            <w:r>
-              <w:rPr>
-                <w:b/>
-                <w:i w:val="0"/>
-                <w:sz w:val="16"/>
-              </w:rPr>
-              <w:t>S00</w:t>
-              <w:br/>
-            </w:r>
-            <w:r>
-              <w:rPr>
-                <w:b w:val="0"/>
-                <w:i w:val="0"/>
-                <w:color w:val="64748B"/>
-                <w:sz w:val="14"/>
-              </w:rPr>
-              <w:t>Identification</w:t>
-            </w:r>
-          </w:p>
-        </w:tc>
-        <w:tc>
-          <w:tcPr>
-            <w:tcW w:type="dxa" w:w="1531"/>
-          </w:tcPr>
-          <w:p>
-            <w:r>
-              <w:rPr>
-                <w:b/>
-                <w:i w:val="0"/>
-                <w:color w:val="16A34A"/>
-                <w:sz w:val="16"/>
-              </w:rPr>
-              <w:t>—</w:t>
-            </w:r>
-          </w:p>
-        </w:tc>
-        <w:tc>
-          <w:tcPr>
-            <w:tcW w:type="dxa" w:w="1191"/>
-          </w:tcPr>
-          <w:p>
-            <w:r>
-              <w:rPr>
-                <w:b w:val="0"/>
-                <w:i w:val="0"/>
-                <w:color w:val="64748B"/>
-                <w:sz w:val="16"/>
-              </w:rPr>
-              <w:t>GT-CQ</w:t>
-            </w:r>
-          </w:p>
-        </w:tc>
-        <w:tc>
-          <w:tcPr>
-            <w:tcW w:type="dxa" w:w="4706"/>
-          </w:tcPr>
-          <w:p>
-            <w:r>
-              <w:rPr>
-                <w:b w:val="0"/>
-                <w:i w:val="0"/>
-                <w:sz w:val="17"/>
-              </w:rPr>
-              <w:t>Prière de renseigner la bonne adresse.</w:t>
-            </w:r>
-          </w:p>
-        </w:tc>
-      </w:tr>
-      <w:tr>
-        <w:tc>
-          <w:tcPr>
-            <w:tcW w:type="dxa" w:w="964"/>
-          </w:tcPr>
-          <w:p>
-            <w:r>
-              <w:rPr>
-                <w:b/>
-                <w:i w:val="0"/>
-                <w:color w:val="EA580C"/>
-                <w:sz w:val="16"/>
-              </w:rPr>
-              <w:t>Moyenne</w:t>
-            </w:r>
-          </w:p>
-        </w:tc>
-        <w:tc>
-          <w:tcPr>
-            <w:tcW w:type="dxa" w:w="1247"/>
-          </w:tcPr>
-          <w:p>
-            <w:r>
-              <w:rPr>
-                <w:b/>
-                <w:i w:val="0"/>
-                <w:sz w:val="16"/>
-              </w:rPr>
-              <w:t>S01</w:t>
-              <w:br/>
-            </w:r>
-            <w:r>
-              <w:rPr>
-                <w:b w:val="0"/>
-                <w:i w:val="0"/>
-                <w:color w:val="64748B"/>
-                <w:sz w:val="14"/>
-              </w:rPr>
-              <w:t>Démographie</w:t>
-            </w:r>
-          </w:p>
-        </w:tc>
-        <w:tc>
-          <w:tcPr>
-            <w:tcW w:type="dxa" w:w="1531"/>
-          </w:tcPr>
-          <w:p>
-            <w:r>
-              <w:rPr>
-                <w:b/>
-                <w:i w:val="0"/>
-                <w:color w:val="16A34A"/>
-                <w:sz w:val="16"/>
-              </w:rPr>
-              <w:t>—</w:t>
-            </w:r>
-          </w:p>
-        </w:tc>
-        <w:tc>
-          <w:tcPr>
-            <w:tcW w:type="dxa" w:w="1191"/>
-          </w:tcPr>
-          <w:p>
-            <w:r>
-              <w:rPr>
-                <w:b w:val="0"/>
-                <w:i w:val="0"/>
-                <w:color w:val="64748B"/>
-                <w:sz w:val="16"/>
-              </w:rPr>
-              <w:t>GT-CQ</w:t>
-            </w:r>
-          </w:p>
-        </w:tc>
-        <w:tc>
-          <w:tcPr>
-            <w:tcW w:type="dxa" w:w="4706"/>
-          </w:tcPr>
-          <w:p>
-            <w:r>
-              <w:rPr>
-                <w:b w:val="0"/>
-                <w:i w:val="0"/>
-                <w:sz w:val="17"/>
-              </w:rPr>
-              <w:t>Prière de verifier l'information donnée par KHADIDIATOU COLY ou corriger au niveau de la section 1.</w:t>
-            </w:r>
-          </w:p>
-        </w:tc>
-      </w:tr>
-      <w:tr>
-        <w:tc>
-          <w:tcPr>
-            <w:tcW w:type="dxa" w:w="964"/>
-          </w:tcPr>
-          <w:p>
-            <w:r>
-              <w:rPr>
-                <w:b/>
-                <w:i w:val="0"/>
-                <w:color w:val="EA580C"/>
-                <w:sz w:val="16"/>
-              </w:rPr>
-              <w:t>Moyenne</w:t>
-            </w:r>
-          </w:p>
-        </w:tc>
-        <w:tc>
-          <w:tcPr>
-            <w:tcW w:type="dxa" w:w="1247"/>
-          </w:tcPr>
-          <w:p>
-            <w:r>
-              <w:rPr>
-                <w:b/>
-                <w:i w:val="0"/>
-                <w:sz w:val="16"/>
-              </w:rPr>
-              <w:t>S01</w:t>
-              <w:br/>
-            </w:r>
-            <w:r>
-              <w:rPr>
-                <w:b w:val="0"/>
-                <w:i w:val="0"/>
-                <w:color w:val="64748B"/>
-                <w:sz w:val="14"/>
-              </w:rPr>
-              <w:t>Démographie</w:t>
-            </w:r>
-          </w:p>
-        </w:tc>
-        <w:tc>
-          <w:tcPr>
-            <w:tcW w:type="dxa" w:w="1531"/>
-          </w:tcPr>
-          <w:p>
-            <w:r>
-              <w:rPr>
-                <w:b/>
-                <w:i w:val="0"/>
-                <w:color w:val="16A34A"/>
-                <w:sz w:val="16"/>
-              </w:rPr>
-              <w:t>—</w:t>
-            </w:r>
-          </w:p>
-        </w:tc>
-        <w:tc>
-          <w:tcPr>
-            <w:tcW w:type="dxa" w:w="1191"/>
-          </w:tcPr>
-          <w:p>
-            <w:r>
-              <w:rPr>
-                <w:b w:val="0"/>
-                <w:i w:val="0"/>
-                <w:color w:val="64748B"/>
-                <w:sz w:val="16"/>
-              </w:rPr>
-              <w:t>GT-CQ</w:t>
-            </w:r>
-          </w:p>
-        </w:tc>
-        <w:tc>
-          <w:tcPr>
-            <w:tcW w:type="dxa" w:w="4706"/>
-          </w:tcPr>
-          <w:p>
-            <w:r>
-              <w:rPr>
-                <w:b w:val="0"/>
-                <w:i w:val="0"/>
-                <w:sz w:val="17"/>
-              </w:rPr>
-              <w:t>Prière de verifier l'information donnée par ABIBATOU NENE COLY ou corriger au niveau de la section 1.</w:t>
-            </w:r>
-          </w:p>
-        </w:tc>
-      </w:tr>
-      <w:tr>
-        <w:tc>
-          <w:tcPr>
-            <w:tcW w:type="dxa" w:w="964"/>
-          </w:tcPr>
-          <w:p>
-            <w:r>
-              <w:rPr>
-                <w:b/>
-                <w:i w:val="0"/>
-                <w:color w:val="EA580C"/>
-                <w:sz w:val="16"/>
-              </w:rPr>
-              <w:t>Moyenne</w:t>
-            </w:r>
-          </w:p>
-        </w:tc>
-        <w:tc>
-          <w:tcPr>
-            <w:tcW w:type="dxa" w:w="1247"/>
-          </w:tcPr>
-          <w:p>
-            <w:r>
-              <w:rPr>
-                <w:b/>
-                <w:i w:val="0"/>
-                <w:sz w:val="16"/>
-              </w:rPr>
-              <w:t>S01</w:t>
-              <w:br/>
-            </w:r>
-            <w:r>
-              <w:rPr>
-                <w:b w:val="0"/>
-                <w:i w:val="0"/>
-                <w:color w:val="64748B"/>
-                <w:sz w:val="14"/>
-              </w:rPr>
-              <w:t>Démographie</w:t>
-            </w:r>
-          </w:p>
-        </w:tc>
-        <w:tc>
-          <w:tcPr>
-            <w:tcW w:type="dxa" w:w="1531"/>
-          </w:tcPr>
-          <w:p>
-            <w:r>
-              <w:rPr>
-                <w:b/>
-                <w:i w:val="0"/>
-                <w:color w:val="16A34A"/>
-                <w:sz w:val="16"/>
-              </w:rPr>
-              <w:t>—</w:t>
-            </w:r>
-          </w:p>
-        </w:tc>
-        <w:tc>
-          <w:tcPr>
-            <w:tcW w:type="dxa" w:w="1191"/>
-          </w:tcPr>
-          <w:p>
-            <w:r>
-              <w:rPr>
-                <w:b w:val="0"/>
-                <w:i w:val="0"/>
-                <w:color w:val="64748B"/>
-                <w:sz w:val="16"/>
-              </w:rPr>
-              <w:t>GT-CQ</w:t>
-            </w:r>
-          </w:p>
-        </w:tc>
-        <w:tc>
-          <w:tcPr>
-            <w:tcW w:type="dxa" w:w="4706"/>
-          </w:tcPr>
-          <w:p>
-            <w:r>
-              <w:rPr>
-                <w:b w:val="0"/>
-                <w:i w:val="0"/>
-                <w:sz w:val="17"/>
-              </w:rPr>
-              <w:t>Prière de verifier l'information donnée par AZIZ COLY ou corriger au niveau de la section 1.</w:t>
-            </w:r>
-          </w:p>
-        </w:tc>
-      </w:tr>
-      <w:tr>
-        <w:tc>
-          <w:tcPr>
-            <w:tcW w:type="dxa" w:w="964"/>
-          </w:tcPr>
-          <w:p>
-            <w:r>
-              <w:rPr>
-                <w:b/>
-                <w:i w:val="0"/>
-                <w:color w:val="EA580C"/>
-                <w:sz w:val="16"/>
-              </w:rPr>
-              <w:t>Moyenne</w:t>
-            </w:r>
-          </w:p>
-        </w:tc>
-        <w:tc>
-          <w:tcPr>
-            <w:tcW w:type="dxa" w:w="1247"/>
-          </w:tcPr>
-          <w:p>
-            <w:r>
-              <w:rPr>
-                <w:b/>
-                <w:i w:val="0"/>
-                <w:sz w:val="16"/>
-              </w:rPr>
-              <w:t>S01</w:t>
-              <w:br/>
-            </w:r>
-            <w:r>
-              <w:rPr>
-                <w:b w:val="0"/>
-                <w:i w:val="0"/>
-                <w:color w:val="64748B"/>
-                <w:sz w:val="14"/>
-              </w:rPr>
-              <w:t>Démographie</w:t>
-            </w:r>
-          </w:p>
-        </w:tc>
-        <w:tc>
-          <w:tcPr>
-            <w:tcW w:type="dxa" w:w="1531"/>
-          </w:tcPr>
-          <w:p>
-            <w:r>
-              <w:rPr>
-                <w:b/>
-                <w:i w:val="0"/>
-                <w:color w:val="16A34A"/>
-                <w:sz w:val="16"/>
-              </w:rPr>
-              <w:t>s01q10_1</w:t>
-            </w:r>
-          </w:p>
-        </w:tc>
-        <w:tc>
-          <w:tcPr>
-            <w:tcW w:type="dxa" w:w="1191"/>
-          </w:tcPr>
-          <w:p>
-            <w:r>
-              <w:rPr>
-                <w:b w:val="0"/>
-                <w:i w:val="0"/>
-                <w:color w:val="64748B"/>
-                <w:sz w:val="16"/>
-              </w:rPr>
-              <w:t>GT-CQ</w:t>
-            </w:r>
-          </w:p>
-        </w:tc>
-        <w:tc>
-          <w:tcPr>
-            <w:tcW w:type="dxa" w:w="4706"/>
-          </w:tcPr>
-          <w:p>
-            <w:r>
-              <w:rPr>
-                <w:b w:val="0"/>
-                <w:i w:val="0"/>
-                <w:sz w:val="17"/>
-              </w:rPr>
-              <w:t>La taille du ménage lors de l'enquête principale (10) de ce ménage est inférieur à la taille du denombrement (11), prière de fournir des explications concrètes ou aller revisiter le ménage.</w:t>
-            </w:r>
-          </w:p>
-        </w:tc>
-      </w:tr>
-      <w:tr>
-        <w:tc>
-          <w:tcPr>
-            <w:tcW w:type="dxa" w:w="964"/>
-          </w:tcPr>
-          <w:p>
-            <w:r>
-              <w:rPr>
-                <w:b/>
-                <w:i w:val="0"/>
-                <w:color w:val="EA580C"/>
-                <w:sz w:val="16"/>
-              </w:rPr>
-              <w:t>Moyenne</w:t>
-            </w:r>
-          </w:p>
-        </w:tc>
-        <w:tc>
-          <w:tcPr>
-            <w:tcW w:type="dxa" w:w="1247"/>
-          </w:tcPr>
-          <w:p>
-            <w:r>
-              <w:rPr>
-                <w:b/>
-                <w:i w:val="0"/>
-                <w:sz w:val="16"/>
-              </w:rPr>
-              <w:t>S02</w:t>
-              <w:br/>
-            </w:r>
-            <w:r>
-              <w:rPr>
-                <w:b w:val="0"/>
-                <w:i w:val="0"/>
-                <w:color w:val="64748B"/>
-                <w:sz w:val="14"/>
-              </w:rPr>
-              <w:t>Éducation</w:t>
-            </w:r>
-          </w:p>
-        </w:tc>
-        <w:tc>
-          <w:tcPr>
-            <w:tcW w:type="dxa" w:w="1531"/>
-          </w:tcPr>
-          <w:p>
-            <w:r>
-              <w:rPr>
-                <w:b/>
-                <w:i w:val="0"/>
-                <w:color w:val="16A34A"/>
-                <w:sz w:val="16"/>
-              </w:rPr>
-              <w:t>—</w:t>
-            </w:r>
-          </w:p>
-        </w:tc>
-        <w:tc>
-          <w:tcPr>
-            <w:tcW w:type="dxa" w:w="1191"/>
-          </w:tcPr>
-          <w:p>
-            <w:r>
-              <w:rPr>
-                <w:b w:val="0"/>
-                <w:i w:val="0"/>
-                <w:color w:val="64748B"/>
-                <w:sz w:val="16"/>
-              </w:rPr>
-              <w:t>GT-CQ</w:t>
-            </w:r>
-          </w:p>
-        </w:tc>
-        <w:tc>
-          <w:tcPr>
-            <w:tcW w:type="dxa" w:w="4706"/>
-          </w:tcPr>
-          <w:p>
-            <w:r>
-              <w:rPr>
-                <w:b w:val="0"/>
-                <w:i w:val="0"/>
-                <w:sz w:val="17"/>
-              </w:rPr>
-              <w:t>veuillez, s'il vous plait, confirmer les frais de scolarité ( 29500 FCFA) payée de KHADIDIATOU COLY avec le QG ou apporter les corrections nécessaires.</w:t>
-            </w:r>
-          </w:p>
-        </w:tc>
-      </w:tr>
-      <w:tr>
-        <w:tc>
-          <w:tcPr>
-            <w:tcW w:type="dxa" w:w="964"/>
-          </w:tcPr>
-          <w:p>
-            <w:r>
-              <w:rPr>
-                <w:b/>
-                <w:i w:val="0"/>
-                <w:color w:val="EA580C"/>
-                <w:sz w:val="16"/>
-              </w:rPr>
-              <w:t>Moyenne</w:t>
-            </w:r>
-          </w:p>
-        </w:tc>
-        <w:tc>
-          <w:tcPr>
-            <w:tcW w:type="dxa" w:w="1247"/>
-          </w:tcPr>
-          <w:p>
-            <w:r>
-              <w:rPr>
-                <w:b/>
-                <w:i w:val="0"/>
-                <w:sz w:val="16"/>
-              </w:rPr>
-              <w:t>S02</w:t>
-              <w:br/>
-            </w:r>
-            <w:r>
-              <w:rPr>
-                <w:b w:val="0"/>
-                <w:i w:val="0"/>
-                <w:color w:val="64748B"/>
-                <w:sz w:val="14"/>
-              </w:rPr>
-              <w:t>Éducation</w:t>
-            </w:r>
-          </w:p>
-        </w:tc>
-        <w:tc>
-          <w:tcPr>
-            <w:tcW w:type="dxa" w:w="1531"/>
-          </w:tcPr>
-          <w:p>
-            <w:r>
-              <w:rPr>
-                <w:b/>
-                <w:i w:val="0"/>
-                <w:color w:val="16A34A"/>
-                <w:sz w:val="16"/>
-              </w:rPr>
-              <w:t>—</w:t>
-            </w:r>
-          </w:p>
-        </w:tc>
-        <w:tc>
-          <w:tcPr>
-            <w:tcW w:type="dxa" w:w="1191"/>
-          </w:tcPr>
-          <w:p>
-            <w:r>
-              <w:rPr>
-                <w:b w:val="0"/>
-                <w:i w:val="0"/>
-                <w:color w:val="64748B"/>
-                <w:sz w:val="16"/>
-              </w:rPr>
-              <w:t>GT-CQ</w:t>
-            </w:r>
-          </w:p>
-        </w:tc>
-        <w:tc>
-          <w:tcPr>
-            <w:tcW w:type="dxa" w:w="4706"/>
-          </w:tcPr>
-          <w:p>
-            <w:r>
-              <w:rPr>
-                <w:b w:val="0"/>
-                <w:i w:val="0"/>
-                <w:sz w:val="17"/>
-              </w:rPr>
-              <w:t>veuillez, s'il vous plait, confirmer les frais de scolarité ( 45000 FCFA) payée de ABIBATOU NENE COLY avec le QG ou apporter les corrections nécessaires.</w:t>
-            </w:r>
-          </w:p>
-        </w:tc>
-      </w:tr>
-      <w:tr>
-        <w:tc>
-          <w:tcPr>
-            <w:tcW w:type="dxa" w:w="964"/>
-          </w:tcPr>
-          <w:p>
-            <w:r>
-              <w:rPr>
-                <w:b/>
-                <w:i w:val="0"/>
-                <w:color w:val="EA580C"/>
-                <w:sz w:val="16"/>
-              </w:rPr>
-              <w:t>Moyenne</w:t>
-            </w:r>
-          </w:p>
-        </w:tc>
-        <w:tc>
-          <w:tcPr>
-            <w:tcW w:type="dxa" w:w="1247"/>
-          </w:tcPr>
-          <w:p>
-            <w:r>
-              <w:rPr>
-                <w:b/>
-                <w:i w:val="0"/>
-                <w:sz w:val="16"/>
-              </w:rPr>
-              <w:t>S02</w:t>
-              <w:br/>
-            </w:r>
-            <w:r>
-              <w:rPr>
-                <w:b w:val="0"/>
-                <w:i w:val="0"/>
-                <w:color w:val="64748B"/>
-                <w:sz w:val="14"/>
-              </w:rPr>
-              <w:t>Éducation</w:t>
-            </w:r>
-          </w:p>
-        </w:tc>
-        <w:tc>
-          <w:tcPr>
-            <w:tcW w:type="dxa" w:w="1531"/>
-          </w:tcPr>
-          <w:p>
-            <w:r>
-              <w:rPr>
-                <w:b/>
-                <w:i w:val="0"/>
-                <w:color w:val="16A34A"/>
-                <w:sz w:val="16"/>
-              </w:rPr>
-              <w:t>s01q47__7, s02q24, s01q00b, s02q17_2, s02q15_2</w:t>
-            </w:r>
-          </w:p>
-        </w:tc>
-        <w:tc>
-          <w:tcPr>
-            <w:tcW w:type="dxa" w:w="1191"/>
-          </w:tcPr>
-          <w:p>
-            <w:r>
-              <w:rPr>
-                <w:b w:val="0"/>
-                <w:i w:val="0"/>
-                <w:color w:val="64748B"/>
-                <w:sz w:val="16"/>
-              </w:rPr>
-              <w:t>GT-CQ</w:t>
-            </w:r>
-          </w:p>
-        </w:tc>
-        <w:tc>
-          <w:tcPr>
-            <w:tcW w:type="dxa" w:w="4706"/>
-          </w:tcPr>
-          <w:p>
-            <w:r>
-              <w:rPr>
-                <w:b w:val="0"/>
-                <w:i w:val="0"/>
-                <w:sz w:val="17"/>
-              </w:rPr>
-              <w:t>Le montant des frais pour les cahiers et autres matériels scolaires pour l'année scolaire de ABIBATOU NENE COLY qui fréquente 1ére année de Supérieur  est de 0 FCFA, ABIBATOU NENE COLY a fait comment pour payer ces cahiers et autres matériels scolaires (SAC, stylo, craie, ardoise, crayon...) ? prière de corriger.</w:t>
-            </w:r>
-          </w:p>
-        </w:tc>
-      </w:tr>
-      <w:tr>
-        <w:tc>
-          <w:tcPr>
-            <w:tcW w:type="dxa" w:w="964"/>
-          </w:tcPr>
-          <w:p>
-            <w:r>
-              <w:rPr>
-                <w:b/>
-                <w:i w:val="0"/>
-                <w:color w:val="EA580C"/>
-                <w:sz w:val="16"/>
-              </w:rPr>
-              <w:t>Moyenne</w:t>
-            </w:r>
-          </w:p>
-        </w:tc>
-        <w:tc>
-          <w:tcPr>
-            <w:tcW w:type="dxa" w:w="1247"/>
-          </w:tcPr>
-          <w:p>
-            <w:r>
-              <w:rPr>
-                <w:b/>
-                <w:i w:val="0"/>
-                <w:sz w:val="16"/>
-              </w:rPr>
-              <w:t>S02</w:t>
-              <w:br/>
-            </w:r>
-            <w:r>
-              <w:rPr>
-                <w:b w:val="0"/>
-                <w:i w:val="0"/>
-                <w:color w:val="64748B"/>
-                <w:sz w:val="14"/>
-              </w:rPr>
-              <w:t>Éducation</w:t>
-            </w:r>
-          </w:p>
-        </w:tc>
-        <w:tc>
-          <w:tcPr>
-            <w:tcW w:type="dxa" w:w="1531"/>
-          </w:tcPr>
-          <w:p>
-            <w:r>
-              <w:rPr>
-                <w:b/>
-                <w:i w:val="0"/>
-                <w:color w:val="16A34A"/>
-                <w:sz w:val="16"/>
-              </w:rPr>
-              <w:t>—</w:t>
-            </w:r>
-          </w:p>
-        </w:tc>
-        <w:tc>
-          <w:tcPr>
-            <w:tcW w:type="dxa" w:w="1191"/>
-          </w:tcPr>
-          <w:p>
-            <w:r>
-              <w:rPr>
-                <w:b w:val="0"/>
-                <w:i w:val="0"/>
-                <w:color w:val="64748B"/>
-                <w:sz w:val="16"/>
-              </w:rPr>
-              <w:t>GT-CQ</w:t>
-            </w:r>
-          </w:p>
-        </w:tc>
-        <w:tc>
-          <w:tcPr>
-            <w:tcW w:type="dxa" w:w="4706"/>
-          </w:tcPr>
-          <w:p>
-            <w:r>
-              <w:rPr>
-                <w:b w:val="0"/>
-                <w:i w:val="0"/>
-                <w:sz w:val="17"/>
-              </w:rPr>
               <w:t>Prière de corriger ou confirmer cette information avec le QG.</w:t>
-            </w:r>
-          </w:p>
-        </w:tc>
-      </w:tr>
-      <w:tr>
-        <w:tc>
-          <w:tcPr>
-            <w:tcW w:type="dxa" w:w="964"/>
-          </w:tcPr>
-          <w:p>
-            <w:r>
-              <w:rPr>
-                <w:b/>
-                <w:i w:val="0"/>
-                <w:color w:val="EA580C"/>
-                <w:sz w:val="16"/>
-              </w:rPr>
-              <w:t>Moyenne</w:t>
-            </w:r>
-          </w:p>
-        </w:tc>
-        <w:tc>
-          <w:tcPr>
-            <w:tcW w:type="dxa" w:w="1247"/>
-          </w:tcPr>
-          <w:p>
-            <w:r>
-              <w:rPr>
-                <w:b/>
-                <w:i w:val="0"/>
-                <w:sz w:val="16"/>
-              </w:rPr>
-              <w:t>S02</w:t>
-              <w:br/>
-            </w:r>
-            <w:r>
-              <w:rPr>
-                <w:b w:val="0"/>
-                <w:i w:val="0"/>
-                <w:color w:val="64748B"/>
-                <w:sz w:val="14"/>
-              </w:rPr>
-              <w:t>Éducation</w:t>
-            </w:r>
-          </w:p>
-        </w:tc>
-        <w:tc>
-          <w:tcPr>
-            <w:tcW w:type="dxa" w:w="1531"/>
-          </w:tcPr>
-          <w:p>
-            <w:r>
-              <w:rPr>
-                <w:b/>
-                <w:i w:val="0"/>
-                <w:color w:val="16A34A"/>
-                <w:sz w:val="16"/>
-              </w:rPr>
-              <w:t>s01q63, s00q04, s02q25, s01q00b, s02q17_2, s02q15_2</w:t>
-            </w:r>
-          </w:p>
-        </w:tc>
-        <w:tc>
-          <w:tcPr>
-            <w:tcW w:type="dxa" w:w="1191"/>
-          </w:tcPr>
-          <w:p>
-            <w:r>
-              <w:rPr>
-                <w:b w:val="0"/>
-                <w:i w:val="0"/>
-                <w:color w:val="64748B"/>
-                <w:sz w:val="16"/>
-              </w:rPr>
-              <w:t>GT-CQ</w:t>
-            </w:r>
-          </w:p>
-        </w:tc>
-        <w:tc>
-          <w:tcPr>
-            <w:tcW w:type="dxa" w:w="4706"/>
-          </w:tcPr>
-          <w:p>
-            <w:r>
-              <w:rPr>
-                <w:b w:val="0"/>
-                <w:i w:val="0"/>
-                <w:sz w:val="17"/>
-              </w:rPr>
-              <w:t>Dans les milieux urbains c'est peu probable de voir une école dont les élèves ou étudiants ne dépensent pas en frais d'uniformes, prière de verifier pour AZIZ COLY qui fréquente 5ème année de Supérieur et corriger ou confirmer avec le QG.</w:t>
-            </w:r>
-          </w:p>
-        </w:tc>
-      </w:tr>
-      <w:tr>
-        <w:tc>
-          <w:tcPr>
-            <w:tcW w:type="dxa" w:w="964"/>
-          </w:tcPr>
-          <w:p>
-            <w:r>
-              <w:rPr>
-                <w:b/>
-                <w:i w:val="0"/>
-                <w:color w:val="EA580C"/>
-                <w:sz w:val="16"/>
-              </w:rPr>
-              <w:t>Moyenne</w:t>
-            </w:r>
-          </w:p>
-        </w:tc>
-        <w:tc>
-          <w:tcPr>
-            <w:tcW w:type="dxa" w:w="1247"/>
-          </w:tcPr>
-          <w:p>
-            <w:r>
-              <w:rPr>
-                <w:b/>
-                <w:i w:val="0"/>
-                <w:sz w:val="16"/>
-              </w:rPr>
-              <w:t>S02</w:t>
-              <w:br/>
-            </w:r>
-            <w:r>
-              <w:rPr>
-                <w:b w:val="0"/>
-                <w:i w:val="0"/>
-                <w:color w:val="64748B"/>
-                <w:sz w:val="14"/>
-              </w:rPr>
-              <w:t>Éducation</w:t>
-            </w:r>
-          </w:p>
-        </w:tc>
-        <w:tc>
-          <w:tcPr>
-            <w:tcW w:type="dxa" w:w="1531"/>
-          </w:tcPr>
-          <w:p>
-            <w:r>
-              <w:rPr>
-                <w:b/>
-                <w:i w:val="0"/>
-                <w:color w:val="16A34A"/>
-                <w:sz w:val="16"/>
-              </w:rPr>
-              <w:t>s01q23, s01q00b, s01q23_autre</w:t>
-            </w:r>
-          </w:p>
-        </w:tc>
-        <w:tc>
-          <w:tcPr>
-            <w:tcW w:type="dxa" w:w="1191"/>
-          </w:tcPr>
-          <w:p>
-            <w:r>
-              <w:rPr>
-                <w:b w:val="0"/>
-                <w:i w:val="0"/>
-                <w:color w:val="64748B"/>
-                <w:sz w:val="16"/>
-              </w:rPr>
-              <w:t>GT-CQ</w:t>
-            </w:r>
-          </w:p>
-        </w:tc>
-        <w:tc>
-          <w:tcPr>
-            <w:tcW w:type="dxa" w:w="4706"/>
-          </w:tcPr>
-          <w:p>
-            <w:r>
-              <w:rPr>
-                <w:b w:val="0"/>
-                <w:i w:val="0"/>
-                <w:sz w:val="17"/>
-              </w:rPr>
-              <w:t>Le domaine que ALIOU COLY bénéficié de cette formation est securite et semble exister dans les modalités, prière de prendre attache avec le QG pour plus d'explication afin de la classer bien.</w:t>
             </w:r>
           </w:p>
         </w:tc>
